--- a/Lucas - Trabalho Sava 29-05.docx
+++ b/Lucas - Trabalho Sava 29-05.docx
@@ -95,13 +95,29 @@
           <w:sz w:val="32"/>
           <w:szCs w:val="32"/>
         </w:rPr>
-        <w:t xml:space="preserve"> – 202</w:t>
-      </w:r>
-      <w:r>
+        <w:t xml:space="preserve"> </w:t>
+      </w:r>
+    </w:p>
+    <w:p>
+      <w:pPr>
+        <w:jc w:val="center"/>
         <w:rPr>
           <w:sz w:val="32"/>
           <w:szCs w:val="32"/>
         </w:rPr>
+      </w:pPr>
+      <w:r>
+        <w:rPr>
+          <w:sz w:val="32"/>
+          <w:szCs w:val="32"/>
+        </w:rPr>
+        <w:t>202</w:t>
+      </w:r>
+      <w:r>
+        <w:rPr>
+          <w:sz w:val="32"/>
+          <w:szCs w:val="32"/>
+        </w:rPr>
         <w:t>601759817</w:t>
       </w:r>
     </w:p>
@@ -116,7 +132,6 @@
     </w:p>
     <w:p>
       <w:pPr>
-        <w:jc w:val="center"/>
         <w:rPr>
           <w:sz w:val="32"/>
           <w:szCs w:val="32"/>
@@ -125,6 +140,7 @@
     </w:p>
     <w:p>
       <w:pPr>
+        <w:jc w:val="center"/>
         <w:rPr>
           <w:sz w:val="32"/>
           <w:szCs w:val="32"/>
@@ -139,6 +155,13 @@
           <w:szCs w:val="32"/>
         </w:rPr>
       </w:pPr>
+      <w:r>
+        <w:rPr>
+          <w:sz w:val="32"/>
+          <w:szCs w:val="32"/>
+        </w:rPr>
+        <w:t>PROF. PAULO TÁSSIO DA LUZ MELO</w:t>
+      </w:r>
     </w:p>
     <w:p>
       <w:pPr>
@@ -148,50 +171,25 @@
           <w:szCs w:val="32"/>
         </w:rPr>
       </w:pPr>
-      <w:r>
+    </w:p>
+    <w:p>
+      <w:pPr>
+        <w:jc w:val="center"/>
         <w:rPr>
           <w:sz w:val="32"/>
           <w:szCs w:val="32"/>
         </w:rPr>
-        <w:t>PROF. PAULO TÁSSIO DA LUZ MELO</w:t>
+      </w:pPr>
+      <w:r>
+        <w:rPr>
+          <w:sz w:val="32"/>
+          <w:szCs w:val="32"/>
+        </w:rPr>
+        <w:t>CASTANHAL / 2025</w:t>
       </w:r>
     </w:p>
     <w:p>
       <w:pPr>
-        <w:jc w:val="center"/>
-        <w:rPr>
-          <w:sz w:val="32"/>
-          <w:szCs w:val="32"/>
-        </w:rPr>
-      </w:pPr>
-    </w:p>
-    <w:p>
-      <w:pPr>
-        <w:jc w:val="center"/>
-        <w:rPr>
-          <w:sz w:val="32"/>
-          <w:szCs w:val="32"/>
-        </w:rPr>
-      </w:pPr>
-    </w:p>
-    <w:p>
-      <w:pPr>
-        <w:jc w:val="center"/>
-        <w:rPr>
-          <w:sz w:val="32"/>
-          <w:szCs w:val="32"/>
-        </w:rPr>
-      </w:pPr>
-      <w:r>
-        <w:rPr>
-          <w:sz w:val="32"/>
-          <w:szCs w:val="32"/>
-        </w:rPr>
-        <w:t>CASTANHAL / 2025</w:t>
-      </w:r>
-    </w:p>
-    <w:p>
-      <w:pPr>
         <w:jc w:val="both"/>
         <w:rPr>
           <w:b/>
@@ -203,6 +201,7 @@
           <w:b/>
           <w:bCs/>
         </w:rPr>
+        <w:lastRenderedPageBreak/>
         <w:t>1. Descrição do Trabalho</w:t>
       </w:r>
     </w:p>
@@ -315,7 +314,7 @@
           <w:noProof/>
         </w:rPr>
         <w:drawing>
-          <wp:inline distT="0" distB="0" distL="0" distR="0" wp14:anchorId="783FE534" wp14:editId="655D9857">
+          <wp:inline distT="0" distB="0" distL="0" distR="0" wp14:anchorId="783FE534" wp14:editId="55B4739E">
             <wp:extent cx="5400040" cy="3242945"/>
             <wp:effectExtent l="0" t="0" r="0" b="0"/>
             <wp:docPr id="1754251205" name="Imagem 32"/>
@@ -361,7 +360,7 @@
           <w:noProof/>
         </w:rPr>
         <w:drawing>
-          <wp:inline distT="0" distB="0" distL="0" distR="0" wp14:anchorId="021A49C9" wp14:editId="6AB964D1">
+          <wp:inline distT="0" distB="0" distL="0" distR="0" wp14:anchorId="021A49C9" wp14:editId="4C28D65C">
             <wp:extent cx="5400040" cy="3314065"/>
             <wp:effectExtent l="0" t="0" r="0" b="635"/>
             <wp:docPr id="723716020" name="Imagem 33"/>
@@ -406,6 +405,7 @@
         <w:rPr>
           <w:noProof/>
         </w:rPr>
+        <w:lastRenderedPageBreak/>
         <w:drawing>
           <wp:inline distT="0" distB="0" distL="0" distR="0" wp14:anchorId="183E0DFC" wp14:editId="048C514C">
             <wp:extent cx="5194300" cy="7340600"/>
@@ -452,6 +452,7 @@
         <w:rPr>
           <w:noProof/>
         </w:rPr>
+        <w:lastRenderedPageBreak/>
         <w:drawing>
           <wp:inline distT="0" distB="0" distL="0" distR="0" wp14:anchorId="66A1B7BD" wp14:editId="19E9D191">
             <wp:extent cx="5194300" cy="8064500"/>
@@ -498,6 +499,7 @@
         <w:rPr>
           <w:noProof/>
         </w:rPr>
+        <w:lastRenderedPageBreak/>
         <w:drawing>
           <wp:inline distT="0" distB="0" distL="0" distR="0" wp14:anchorId="1E52C008" wp14:editId="5D86095C">
             <wp:extent cx="5549860" cy="4904489"/>
@@ -553,6 +555,7 @@
         <w:rPr>
           <w:noProof/>
         </w:rPr>
+        <w:lastRenderedPageBreak/>
         <w:drawing>
           <wp:inline distT="0" distB="0" distL="0" distR="0" wp14:anchorId="30CAABCE" wp14:editId="12050034">
             <wp:extent cx="4045787" cy="6390168"/>
@@ -599,6 +602,7 @@
         <w:rPr>
           <w:noProof/>
         </w:rPr>
+        <w:lastRenderedPageBreak/>
         <w:drawing>
           <wp:inline distT="0" distB="0" distL="0" distR="0" wp14:anchorId="5486593E" wp14:editId="30D55AB6">
             <wp:extent cx="5400040" cy="3867785"/>
@@ -710,6 +714,7 @@
           <w:bCs/>
           <w:noProof/>
         </w:rPr>
+        <w:lastRenderedPageBreak/>
         <w:drawing>
           <wp:inline distT="0" distB="0" distL="0" distR="0" wp14:anchorId="34DA7A9C" wp14:editId="1057156D">
             <wp:extent cx="5400040" cy="5788025"/>
@@ -758,6 +763,7 @@
           <w:bCs/>
           <w:noProof/>
         </w:rPr>
+        <w:lastRenderedPageBreak/>
         <w:drawing>
           <wp:inline distT="0" distB="0" distL="0" distR="0" wp14:anchorId="784E1D9F" wp14:editId="339C5627">
             <wp:extent cx="5143500" cy="3302000"/>
@@ -854,6 +860,7 @@
           <w:bCs/>
           <w:noProof/>
         </w:rPr>
+        <w:lastRenderedPageBreak/>
         <w:drawing>
           <wp:inline distT="0" distB="0" distL="0" distR="0" wp14:anchorId="62485D94" wp14:editId="4B7DA224">
             <wp:extent cx="4848946" cy="4189228"/>
@@ -903,7 +910,7 @@
           <w:noProof/>
         </w:rPr>
         <w:drawing>
-          <wp:inline distT="0" distB="0" distL="0" distR="0" wp14:anchorId="6AD00594" wp14:editId="6E6D1B33">
+          <wp:inline distT="0" distB="0" distL="0" distR="0" wp14:anchorId="6AD00594" wp14:editId="58ABA6BF">
             <wp:extent cx="4901609" cy="3932700"/>
             <wp:effectExtent l="0" t="0" r="635" b="4445"/>
             <wp:docPr id="2062820321" name="Imagem 44"/>
@@ -950,6 +957,7 @@
           <w:bCs/>
           <w:noProof/>
         </w:rPr>
+        <w:lastRenderedPageBreak/>
         <w:drawing>
           <wp:inline distT="0" distB="0" distL="0" distR="0" wp14:anchorId="48C09123" wp14:editId="57A6224C">
             <wp:extent cx="5400040" cy="5628640"/>
@@ -998,6 +1006,7 @@
           <w:bCs/>
           <w:noProof/>
         </w:rPr>
+        <w:lastRenderedPageBreak/>
         <w:drawing>
           <wp:inline distT="0" distB="0" distL="0" distR="0" wp14:anchorId="2899B10A" wp14:editId="3BBA413F">
             <wp:extent cx="5400040" cy="6616700"/>
@@ -1046,6 +1055,7 @@
           <w:bCs/>
           <w:noProof/>
         </w:rPr>
+        <w:lastRenderedPageBreak/>
         <w:drawing>
           <wp:inline distT="0" distB="0" distL="0" distR="0" wp14:anchorId="774B7EE1" wp14:editId="0067A448">
             <wp:extent cx="5400040" cy="6308090"/>
@@ -1094,6 +1104,7 @@
           <w:bCs/>
           <w:noProof/>
         </w:rPr>
+        <w:lastRenderedPageBreak/>
         <w:drawing>
           <wp:inline distT="0" distB="0" distL="0" distR="0" wp14:anchorId="2042B1FA" wp14:editId="5411F8FD">
             <wp:extent cx="5400040" cy="7236460"/>
@@ -1142,6 +1153,7 @@
           <w:bCs/>
           <w:noProof/>
         </w:rPr>
+        <w:lastRenderedPageBreak/>
         <w:drawing>
           <wp:inline distT="0" distB="0" distL="0" distR="0" wp14:anchorId="073D0E26" wp14:editId="61ED3519">
             <wp:extent cx="5308600" cy="3644900"/>
@@ -1190,6 +1202,7 @@
           <w:bCs/>
           <w:noProof/>
         </w:rPr>
+        <w:lastRenderedPageBreak/>
         <w:drawing>
           <wp:inline distT="0" distB="0" distL="0" distR="0" wp14:anchorId="776E4932" wp14:editId="7E3A23D8">
             <wp:extent cx="5400040" cy="8867140"/>
@@ -1238,6 +1251,7 @@
           <w:bCs/>
           <w:noProof/>
         </w:rPr>
+        <w:lastRenderedPageBreak/>
         <w:drawing>
           <wp:inline distT="0" distB="0" distL="0" distR="0" wp14:anchorId="2F12FA89" wp14:editId="7FB1B55C">
             <wp:extent cx="4855562" cy="4976038"/>
@@ -1334,6 +1348,7 @@
           <w:bCs/>
           <w:noProof/>
         </w:rPr>
+        <w:lastRenderedPageBreak/>
         <w:drawing>
           <wp:inline distT="0" distB="0" distL="0" distR="0" wp14:anchorId="64F566F2" wp14:editId="4795FA69">
             <wp:extent cx="5400040" cy="6519545"/>
@@ -1382,6 +1397,7 @@
           <w:bCs/>
           <w:noProof/>
         </w:rPr>
+        <w:lastRenderedPageBreak/>
         <w:drawing>
           <wp:inline distT="0" distB="0" distL="0" distR="0" wp14:anchorId="3DF19B87" wp14:editId="71766BCE">
             <wp:extent cx="5400040" cy="4453255"/>
@@ -1478,6 +1494,7 @@
           <w:bCs/>
           <w:noProof/>
         </w:rPr>
+        <w:lastRenderedPageBreak/>
         <w:drawing>
           <wp:inline distT="0" distB="0" distL="0" distR="0" wp14:anchorId="7AD11146" wp14:editId="542C6FA1">
             <wp:extent cx="5400040" cy="4346575"/>
@@ -1532,6 +1549,7 @@
           <w:noProof/>
           <w:color w:val="C00000"/>
         </w:rPr>
+        <w:lastRenderedPageBreak/>
         <w:drawing>
           <wp:inline distT="0" distB="0" distL="0" distR="0" wp14:anchorId="1501DFE3" wp14:editId="62F92DE9">
             <wp:extent cx="5400040" cy="7848600"/>
@@ -1593,6 +1611,7 @@
           <w:noProof/>
           <w:color w:val="C00000"/>
         </w:rPr>
+        <w:lastRenderedPageBreak/>
         <w:drawing>
           <wp:inline distT="0" distB="0" distL="0" distR="0" wp14:anchorId="02087DB7" wp14:editId="5ABF11A4">
             <wp:extent cx="5400040" cy="5670550"/>
@@ -1640,6 +1659,7 @@
           <w:noProof/>
           <w:color w:val="C00000"/>
         </w:rPr>
+        <w:lastRenderedPageBreak/>
         <w:drawing>
           <wp:inline distT="0" distB="0" distL="0" distR="0" wp14:anchorId="38411459" wp14:editId="1CDB8D61">
             <wp:extent cx="5400040" cy="6565900"/>
@@ -1694,6 +1714,7 @@
           <w:noProof/>
           <w:color w:val="C00000"/>
         </w:rPr>
+        <w:lastRenderedPageBreak/>
         <w:drawing>
           <wp:inline distT="0" distB="0" distL="0" distR="0" wp14:anchorId="1F3A655C" wp14:editId="3DD5E91E">
             <wp:extent cx="4700270" cy="8892540"/>
@@ -1741,6 +1762,7 @@
           <w:noProof/>
           <w:color w:val="C00000"/>
         </w:rPr>
+        <w:lastRenderedPageBreak/>
         <w:drawing>
           <wp:inline distT="0" distB="0" distL="0" distR="0" wp14:anchorId="35D1970F" wp14:editId="08ABB7ED">
             <wp:extent cx="5400040" cy="3778885"/>
@@ -2277,8 +2299,10 @@
     <w:pPr>
       <w:pStyle w:val="Ttulo1"/>
       <w:spacing w:before="0" w:after="0" w:line="432" w:lineRule="atLeast"/>
+      <w:jc w:val="center"/>
       <w:rPr>
         <w:rFonts w:ascii="Times New Roman" w:eastAsia="Times New Roman" w:hAnsi="Times New Roman" w:cs="Times New Roman"/>
+        <w:color w:val="000000" w:themeColor="text1"/>
         <w:kern w:val="0"/>
         <w:lang w:eastAsia="pt-BR"/>
         <w14:ligatures w14:val="none"/>
@@ -2286,6 +2310,7 @@
     </w:pPr>
     <w:r>
       <w:rPr>
+        <w:color w:val="000000" w:themeColor="text1"/>
         <w:sz w:val="32"/>
         <w:szCs w:val="32"/>
       </w:rPr>
@@ -2293,6 +2318,7 @@
     </w:r>
     <w:r>
       <w:rPr>
+        <w:color w:val="000000" w:themeColor="text1"/>
         <w:sz w:val="32"/>
         <w:szCs w:val="32"/>
       </w:rPr>

--- a/Lucas - Trabalho Sava 29-05.docx
+++ b/Lucas - Trabalho Sava 29-05.docx
@@ -185,7 +185,14 @@
           <w:sz w:val="32"/>
           <w:szCs w:val="32"/>
         </w:rPr>
-        <w:t>CASTANHAL / 2025</w:t>
+        <w:t>CASTANHAL / 202</w:t>
+      </w:r>
+      <w:r>
+        <w:rPr>
+          <w:sz w:val="32"/>
+          <w:szCs w:val="32"/>
+        </w:rPr>
+        <w:t>6</w:t>
       </w:r>
     </w:p>
     <w:p>
@@ -207,6 +214,7 @@
     </w:p>
     <w:p>
       <w:pPr>
+        <w:ind w:firstLine="708"/>
         <w:jc w:val="both"/>
         <w:rPr>
           <w:b/>
@@ -214,17 +222,9 @@
         </w:rPr>
       </w:pPr>
       <w:r>
-        <w:rPr>
-          <w:b/>
-          <w:bCs/>
-        </w:rPr>
         <w:t>Realização de “</w:t>
       </w:r>
       <w:r>
-        <w:rPr>
-          <w:b/>
-          <w:bCs/>
-        </w:rPr>
         <w:t>prints” dos exercícios do SAVA</w:t>
       </w:r>
       <w:r>
@@ -286,12 +286,14 @@
         </w:rPr>
         <w:t xml:space="preserve"> </w:t>
       </w:r>
-      <w:r>
-        <w:rPr>
-          <w:color w:val="000000" w:themeColor="text1"/>
-        </w:rPr>
-        <w:t>https://github.com/torreslucas01-maker/Trabalho-SAVA.git</w:t>
-      </w:r>
+      <w:hyperlink r:id="rId8" w:history="1">
+        <w:r>
+          <w:rPr>
+            <w:rStyle w:val="Hyperlink"/>
+          </w:rPr>
+          <w:t>https://github.com/torreslucas01-maker/Trabalho-SAVA.git</w:t>
+        </w:r>
+      </w:hyperlink>
     </w:p>
     <w:p>
       <w:pPr>
@@ -305,7 +307,14 @@
           <w:b/>
           <w:bCs/>
         </w:rPr>
-        <w:t>4. Capturas de Tela</w:t>
+        <w:t>3</w:t>
+      </w:r>
+      <w:r>
+        <w:rPr>
+          <w:b/>
+          <w:bCs/>
+        </w:rPr>
+        <w:t>. Capturas de Tela</w:t>
       </w:r>
     </w:p>
     <w:p>
@@ -329,7 +338,7 @@
                     <pic:cNvPicPr/>
                   </pic:nvPicPr>
                   <pic:blipFill>
-                    <a:blip r:embed="rId8" cstate="print">
+                    <a:blip r:embed="rId9" cstate="print">
                       <a:extLst>
                         <a:ext uri="{28A0092B-C50C-407E-A947-70E740481C1C}">
                           <a14:useLocalDpi xmlns:a14="http://schemas.microsoft.com/office/drawing/2010/main" val="0"/>
@@ -375,7 +384,7 @@
                     <pic:cNvPicPr/>
                   </pic:nvPicPr>
                   <pic:blipFill>
-                    <a:blip r:embed="rId9" cstate="print">
+                    <a:blip r:embed="rId10" cstate="print">
                       <a:extLst>
                         <a:ext uri="{28A0092B-C50C-407E-A947-70E740481C1C}">
                           <a14:useLocalDpi xmlns:a14="http://schemas.microsoft.com/office/drawing/2010/main" val="0"/>
@@ -422,7 +431,7 @@
                     <pic:cNvPicPr/>
                   </pic:nvPicPr>
                   <pic:blipFill>
-                    <a:blip r:embed="rId10">
+                    <a:blip r:embed="rId11">
                       <a:extLst>
                         <a:ext uri="{28A0092B-C50C-407E-A947-70E740481C1C}">
                           <a14:useLocalDpi xmlns:a14="http://schemas.microsoft.com/office/drawing/2010/main" val="0"/>
@@ -469,7 +478,7 @@
                     <pic:cNvPicPr/>
                   </pic:nvPicPr>
                   <pic:blipFill>
-                    <a:blip r:embed="rId11">
+                    <a:blip r:embed="rId12">
                       <a:extLst>
                         <a:ext uri="{28A0092B-C50C-407E-A947-70E740481C1C}">
                           <a14:useLocalDpi xmlns:a14="http://schemas.microsoft.com/office/drawing/2010/main" val="0"/>
@@ -516,7 +525,7 @@
                     <pic:cNvPicPr/>
                   </pic:nvPicPr>
                   <pic:blipFill rotWithShape="1">
-                    <a:blip r:embed="rId12">
+                    <a:blip r:embed="rId13">
                       <a:extLst>
                         <a:ext uri="{28A0092B-C50C-407E-A947-70E740481C1C}">
                           <a14:useLocalDpi xmlns:a14="http://schemas.microsoft.com/office/drawing/2010/main" val="0"/>
@@ -572,7 +581,7 @@
                     <pic:cNvPicPr/>
                   </pic:nvPicPr>
                   <pic:blipFill>
-                    <a:blip r:embed="rId13">
+                    <a:blip r:embed="rId14">
                       <a:extLst>
                         <a:ext uri="{28A0092B-C50C-407E-A947-70E740481C1C}">
                           <a14:useLocalDpi xmlns:a14="http://schemas.microsoft.com/office/drawing/2010/main" val="0"/>
@@ -619,7 +628,7 @@
                     <pic:cNvPicPr/>
                   </pic:nvPicPr>
                   <pic:blipFill>
-                    <a:blip r:embed="rId14">
+                    <a:blip r:embed="rId15">
                       <a:extLst>
                         <a:ext uri="{28A0092B-C50C-407E-A947-70E740481C1C}">
                           <a14:useLocalDpi xmlns:a14="http://schemas.microsoft.com/office/drawing/2010/main" val="0"/>
@@ -682,7 +691,7 @@
                     <pic:cNvPicPr/>
                   </pic:nvPicPr>
                   <pic:blipFill>
-                    <a:blip r:embed="rId15">
+                    <a:blip r:embed="rId16">
                       <a:extLst>
                         <a:ext uri="{28A0092B-C50C-407E-A947-70E740481C1C}">
                           <a14:useLocalDpi xmlns:a14="http://schemas.microsoft.com/office/drawing/2010/main" val="0"/>
@@ -731,7 +740,7 @@
                     <pic:cNvPicPr/>
                   </pic:nvPicPr>
                   <pic:blipFill>
-                    <a:blip r:embed="rId16">
+                    <a:blip r:embed="rId17">
                       <a:extLst>
                         <a:ext uri="{28A0092B-C50C-407E-A947-70E740481C1C}">
                           <a14:useLocalDpi xmlns:a14="http://schemas.microsoft.com/office/drawing/2010/main" val="0"/>
@@ -780,7 +789,7 @@
                     <pic:cNvPicPr/>
                   </pic:nvPicPr>
                   <pic:blipFill>
-                    <a:blip r:embed="rId17">
+                    <a:blip r:embed="rId18">
                       <a:extLst>
                         <a:ext uri="{28A0092B-C50C-407E-A947-70E740481C1C}">
                           <a14:useLocalDpi xmlns:a14="http://schemas.microsoft.com/office/drawing/2010/main" val="0"/>
@@ -828,7 +837,7 @@
                     <pic:cNvPicPr/>
                   </pic:nvPicPr>
                   <pic:blipFill>
-                    <a:blip r:embed="rId18">
+                    <a:blip r:embed="rId19">
                       <a:extLst>
                         <a:ext uri="{28A0092B-C50C-407E-A947-70E740481C1C}">
                           <a14:useLocalDpi xmlns:a14="http://schemas.microsoft.com/office/drawing/2010/main" val="0"/>
@@ -877,7 +886,7 @@
                     <pic:cNvPicPr/>
                   </pic:nvPicPr>
                   <pic:blipFill>
-                    <a:blip r:embed="rId19">
+                    <a:blip r:embed="rId20">
                       <a:extLst>
                         <a:ext uri="{28A0092B-C50C-407E-A947-70E740481C1C}">
                           <a14:useLocalDpi xmlns:a14="http://schemas.microsoft.com/office/drawing/2010/main" val="0"/>
@@ -925,7 +934,7 @@
                     <pic:cNvPicPr/>
                   </pic:nvPicPr>
                   <pic:blipFill>
-                    <a:blip r:embed="rId20" cstate="print">
+                    <a:blip r:embed="rId21" cstate="print">
                       <a:extLst>
                         <a:ext uri="{28A0092B-C50C-407E-A947-70E740481C1C}">
                           <a14:useLocalDpi xmlns:a14="http://schemas.microsoft.com/office/drawing/2010/main" val="0"/>
@@ -974,7 +983,7 @@
                     <pic:cNvPicPr/>
                   </pic:nvPicPr>
                   <pic:blipFill>
-                    <a:blip r:embed="rId21">
+                    <a:blip r:embed="rId22">
                       <a:extLst>
                         <a:ext uri="{28A0092B-C50C-407E-A947-70E740481C1C}">
                           <a14:useLocalDpi xmlns:a14="http://schemas.microsoft.com/office/drawing/2010/main" val="0"/>
@@ -1023,7 +1032,7 @@
                     <pic:cNvPicPr/>
                   </pic:nvPicPr>
                   <pic:blipFill>
-                    <a:blip r:embed="rId22">
+                    <a:blip r:embed="rId23">
                       <a:extLst>
                         <a:ext uri="{28A0092B-C50C-407E-A947-70E740481C1C}">
                           <a14:useLocalDpi xmlns:a14="http://schemas.microsoft.com/office/drawing/2010/main" val="0"/>
@@ -1072,7 +1081,7 @@
                     <pic:cNvPicPr/>
                   </pic:nvPicPr>
                   <pic:blipFill>
-                    <a:blip r:embed="rId23">
+                    <a:blip r:embed="rId24">
                       <a:extLst>
                         <a:ext uri="{28A0092B-C50C-407E-A947-70E740481C1C}">
                           <a14:useLocalDpi xmlns:a14="http://schemas.microsoft.com/office/drawing/2010/main" val="0"/>
@@ -1121,7 +1130,7 @@
                     <pic:cNvPicPr/>
                   </pic:nvPicPr>
                   <pic:blipFill>
-                    <a:blip r:embed="rId24">
+                    <a:blip r:embed="rId25">
                       <a:extLst>
                         <a:ext uri="{28A0092B-C50C-407E-A947-70E740481C1C}">
                           <a14:useLocalDpi xmlns:a14="http://schemas.microsoft.com/office/drawing/2010/main" val="0"/>
@@ -1170,7 +1179,7 @@
                     <pic:cNvPicPr/>
                   </pic:nvPicPr>
                   <pic:blipFill>
-                    <a:blip r:embed="rId25">
+                    <a:blip r:embed="rId26">
                       <a:extLst>
                         <a:ext uri="{28A0092B-C50C-407E-A947-70E740481C1C}">
                           <a14:useLocalDpi xmlns:a14="http://schemas.microsoft.com/office/drawing/2010/main" val="0"/>
@@ -1219,7 +1228,7 @@
                     <pic:cNvPicPr/>
                   </pic:nvPicPr>
                   <pic:blipFill>
-                    <a:blip r:embed="rId26">
+                    <a:blip r:embed="rId27">
                       <a:extLst>
                         <a:ext uri="{28A0092B-C50C-407E-A947-70E740481C1C}">
                           <a14:useLocalDpi xmlns:a14="http://schemas.microsoft.com/office/drawing/2010/main" val="0"/>
@@ -1268,7 +1277,7 @@
                     <pic:cNvPicPr/>
                   </pic:nvPicPr>
                   <pic:blipFill>
-                    <a:blip r:embed="rId27">
+                    <a:blip r:embed="rId28">
                       <a:extLst>
                         <a:ext uri="{28A0092B-C50C-407E-A947-70E740481C1C}">
                           <a14:useLocalDpi xmlns:a14="http://schemas.microsoft.com/office/drawing/2010/main" val="0"/>
@@ -1316,7 +1325,7 @@
                     <pic:cNvPicPr/>
                   </pic:nvPicPr>
                   <pic:blipFill>
-                    <a:blip r:embed="rId28">
+                    <a:blip r:embed="rId29">
                       <a:extLst>
                         <a:ext uri="{28A0092B-C50C-407E-A947-70E740481C1C}">
                           <a14:useLocalDpi xmlns:a14="http://schemas.microsoft.com/office/drawing/2010/main" val="0"/>
@@ -1365,7 +1374,7 @@
                     <pic:cNvPicPr/>
                   </pic:nvPicPr>
                   <pic:blipFill>
-                    <a:blip r:embed="rId29">
+                    <a:blip r:embed="rId30">
                       <a:extLst>
                         <a:ext uri="{28A0092B-C50C-407E-A947-70E740481C1C}">
                           <a14:useLocalDpi xmlns:a14="http://schemas.microsoft.com/office/drawing/2010/main" val="0"/>
@@ -1414,7 +1423,7 @@
                     <pic:cNvPicPr/>
                   </pic:nvPicPr>
                   <pic:blipFill>
-                    <a:blip r:embed="rId30">
+                    <a:blip r:embed="rId31">
                       <a:extLst>
                         <a:ext uri="{28A0092B-C50C-407E-A947-70E740481C1C}">
                           <a14:useLocalDpi xmlns:a14="http://schemas.microsoft.com/office/drawing/2010/main" val="0"/>
@@ -1462,7 +1471,7 @@
                     <pic:cNvPicPr/>
                   </pic:nvPicPr>
                   <pic:blipFill>
-                    <a:blip r:embed="rId31">
+                    <a:blip r:embed="rId32">
                       <a:extLst>
                         <a:ext uri="{28A0092B-C50C-407E-A947-70E740481C1C}">
                           <a14:useLocalDpi xmlns:a14="http://schemas.microsoft.com/office/drawing/2010/main" val="0"/>
@@ -1511,7 +1520,7 @@
                     <pic:cNvPicPr/>
                   </pic:nvPicPr>
                   <pic:blipFill>
-                    <a:blip r:embed="rId32">
+                    <a:blip r:embed="rId33">
                       <a:extLst>
                         <a:ext uri="{28A0092B-C50C-407E-A947-70E740481C1C}">
                           <a14:useLocalDpi xmlns:a14="http://schemas.microsoft.com/office/drawing/2010/main" val="0"/>
@@ -1566,7 +1575,7 @@
                     <pic:cNvPicPr/>
                   </pic:nvPicPr>
                   <pic:blipFill>
-                    <a:blip r:embed="rId33">
+                    <a:blip r:embed="rId34">
                       <a:extLst>
                         <a:ext uri="{28A0092B-C50C-407E-A947-70E740481C1C}">
                           <a14:useLocalDpi xmlns:a14="http://schemas.microsoft.com/office/drawing/2010/main" val="0"/>
@@ -1628,7 +1637,7 @@
                     <pic:cNvPicPr/>
                   </pic:nvPicPr>
                   <pic:blipFill>
-                    <a:blip r:embed="rId34">
+                    <a:blip r:embed="rId35">
                       <a:extLst>
                         <a:ext uri="{28A0092B-C50C-407E-A947-70E740481C1C}">
                           <a14:useLocalDpi xmlns:a14="http://schemas.microsoft.com/office/drawing/2010/main" val="0"/>
@@ -1676,7 +1685,7 @@
                     <pic:cNvPicPr/>
                   </pic:nvPicPr>
                   <pic:blipFill>
-                    <a:blip r:embed="rId35">
+                    <a:blip r:embed="rId36">
                       <a:extLst>
                         <a:ext uri="{28A0092B-C50C-407E-A947-70E740481C1C}">
                           <a14:useLocalDpi xmlns:a14="http://schemas.microsoft.com/office/drawing/2010/main" val="0"/>
@@ -1731,7 +1740,7 @@
                     <pic:cNvPicPr/>
                   </pic:nvPicPr>
                   <pic:blipFill>
-                    <a:blip r:embed="rId36">
+                    <a:blip r:embed="rId37">
                       <a:extLst>
                         <a:ext uri="{28A0092B-C50C-407E-A947-70E740481C1C}">
                           <a14:useLocalDpi xmlns:a14="http://schemas.microsoft.com/office/drawing/2010/main" val="0"/>
@@ -1779,7 +1788,7 @@
                     <pic:cNvPicPr/>
                   </pic:nvPicPr>
                   <pic:blipFill>
-                    <a:blip r:embed="rId37">
+                    <a:blip r:embed="rId38">
                       <a:extLst>
                         <a:ext uri="{28A0092B-C50C-407E-A947-70E740481C1C}">
                           <a14:useLocalDpi xmlns:a14="http://schemas.microsoft.com/office/drawing/2010/main" val="0"/>
@@ -1848,7 +1857,7 @@
       <w:r>
         <w:t xml:space="preserve"> Página inicial disponível em: </w:t>
       </w:r>
-      <w:hyperlink r:id="rId38" w:history="1">
+      <w:hyperlink r:id="rId39" w:history="1">
         <w:r>
           <w:rPr>
             <w:rStyle w:val="Hyperlink"/>
@@ -1895,7 +1904,7 @@
         </w:rPr>
         <w:t xml:space="preserve"> </w:t>
       </w:r>
-      <w:hyperlink r:id="rId39" w:history="1">
+      <w:hyperlink r:id="rId40" w:history="1">
         <w:r>
           <w:rPr>
             <w:rStyle w:val="Hyperlink"/>
@@ -2089,8 +2098,8 @@
       </w:pPr>
     </w:p>
     <w:sectPr>
-      <w:headerReference w:type="default" r:id="rId40"/>
-      <w:headerReference w:type="first" r:id="rId41"/>
+      <w:headerReference w:type="default" r:id="rId41"/>
+      <w:headerReference w:type="first" r:id="rId42"/>
       <w:pgSz w:w="11906" w:h="16838"/>
       <w:pgMar w:top="1417" w:right="1701" w:bottom="1417" w:left="1701" w:header="708" w:footer="708" w:gutter="0"/>
       <w:cols w:space="708"/>
